--- a/CV_cn_zyrr_202605.docx
+++ b/CV_cn_zyrr_202605.docx
@@ -177,7 +177,7 @@
         <w:tabs>
           <w:tab w:val="left" w:pos="170"/>
         </w:tabs>
-        <w:spacing w:after="240"/>
+        <w:spacing w:after="120"/>
         <w:rPr>
           <w:rFonts w:ascii="Times New Roman" w:hAnsi="Times New Roman" w:cs="Times New Roman"/>
           <w:sz w:val="22"/>
@@ -527,6 +527,7 @@
         </w:rPr>
         <w:t>生物计算机辅助设计（</w:t>
       </w:r>
+      <w:proofErr w:type="spellStart"/>
       <w:r>
         <w:rPr>
           <w:rFonts w:ascii="Times New Roman" w:hAnsi="Times New Roman" w:cs="Times New Roman"/>
@@ -535,6 +536,7 @@
         </w:rPr>
         <w:t>BioCAD</w:t>
       </w:r>
+      <w:proofErr w:type="spellEnd"/>
       <w:r>
         <w:rPr>
           <w:rFonts w:ascii="Times New Roman" w:hAnsi="Times New Roman" w:cs="Times New Roman"/>
@@ -606,7 +608,6 @@
         <w:pBdr>
           <w:bottom w:val="single" w:sz="4" w:space="0" w:color="auto"/>
         </w:pBdr>
-        <w:spacing w:beforeLines="50" w:before="156" w:after="120"/>
         <w:rPr>
           <w:rFonts w:ascii="Times New Roman" w:hAnsi="Times New Roman" w:cs="Times New Roman"/>
           <w:b/>
@@ -650,13 +651,23 @@
           <w:szCs w:val="22"/>
         </w:rPr>
       </w:pPr>
-      <w:r>
-        <w:rPr>
-          <w:rFonts w:ascii="Times New Roman" w:hAnsi="Times New Roman" w:cs="Times New Roman"/>
-          <w:sz w:val="22"/>
-          <w:szCs w:val="22"/>
-        </w:rPr>
-        <w:t>iGEM "</w:t>
+      <w:proofErr w:type="spellStart"/>
+      <w:r>
+        <w:rPr>
+          <w:rFonts w:ascii="Times New Roman" w:hAnsi="Times New Roman" w:cs="Times New Roman"/>
+          <w:sz w:val="22"/>
+          <w:szCs w:val="22"/>
+        </w:rPr>
+        <w:t>iGEM</w:t>
+      </w:r>
+      <w:proofErr w:type="spellEnd"/>
+      <w:r>
+        <w:rPr>
+          <w:rFonts w:ascii="Times New Roman" w:hAnsi="Times New Roman" w:cs="Times New Roman"/>
+          <w:sz w:val="22"/>
+          <w:szCs w:val="22"/>
+        </w:rPr>
+        <w:t xml:space="preserve"> "</w:t>
       </w:r>
       <w:r>
         <w:rPr>
@@ -842,13 +853,23 @@
           <w:szCs w:val="22"/>
         </w:rPr>
       </w:pPr>
-      <w:r>
-        <w:rPr>
-          <w:rFonts w:ascii="Times New Roman" w:hAnsi="Times New Roman" w:cs="Times New Roman"/>
-          <w:sz w:val="22"/>
-          <w:szCs w:val="22"/>
-        </w:rPr>
-        <w:t>iGEM "</w:t>
+      <w:proofErr w:type="spellStart"/>
+      <w:r>
+        <w:rPr>
+          <w:rFonts w:ascii="Times New Roman" w:hAnsi="Times New Roman" w:cs="Times New Roman"/>
+          <w:sz w:val="22"/>
+          <w:szCs w:val="22"/>
+        </w:rPr>
+        <w:t>iGEM</w:t>
+      </w:r>
+      <w:proofErr w:type="spellEnd"/>
+      <w:r>
+        <w:rPr>
+          <w:rFonts w:ascii="Times New Roman" w:hAnsi="Times New Roman" w:cs="Times New Roman"/>
+          <w:sz w:val="22"/>
+          <w:szCs w:val="22"/>
+        </w:rPr>
+        <w:t xml:space="preserve"> "</w:t>
       </w:r>
       <w:r>
         <w:rPr>
@@ -1043,6 +1064,7 @@
     </w:p>
     <w:p>
       <w:pPr>
+        <w:spacing w:afterLines="50" w:after="156"/>
         <w:rPr>
           <w:rFonts w:ascii="Times New Roman" w:hAnsi="Times New Roman" w:cs="Times New Roman"/>
           <w:sz w:val="22"/>
@@ -1080,7 +1102,420 @@
         <w:pBdr>
           <w:bottom w:val="single" w:sz="4" w:space="0" w:color="auto"/>
         </w:pBdr>
-        <w:spacing w:beforeLines="50" w:before="156" w:after="120"/>
+        <w:rPr>
+          <w:rFonts w:ascii="Times New Roman" w:hAnsi="Times New Roman" w:cs="Times New Roman"/>
+          <w:b/>
+          <w:sz w:val="24"/>
+          <w:shd w:val="pct15" w:color="auto" w:fill="FFFFFF"/>
+        </w:rPr>
+      </w:pPr>
+      <w:r>
+        <w:rPr>
+          <w:rFonts w:ascii="Times New Roman" w:hAnsi="Times New Roman" w:cs="Times New Roman" w:hint="eastAsia"/>
+          <w:b/>
+          <w:sz w:val="24"/>
+          <w:shd w:val="pct15" w:color="auto" w:fill="FFFFFF"/>
+        </w:rPr>
+        <w:t>专业技能</w:t>
+      </w:r>
+    </w:p>
+    <w:p>
+      <w:pPr>
+        <w:rPr>
+          <w:rFonts w:ascii="Times New Roman" w:hAnsi="Times New Roman" w:cs="Times New Roman"/>
+          <w:b/>
+          <w:bCs/>
+        </w:rPr>
+      </w:pPr>
+      <w:r>
+        <w:rPr>
+          <w:rFonts w:ascii="Times New Roman" w:eastAsia="宋体" w:hAnsi="Times New Roman" w:cs="Times New Roman" w:hint="eastAsia"/>
+          <w:b/>
+          <w:bCs/>
+          <w:sz w:val="22"/>
+          <w:szCs w:val="22"/>
+        </w:rPr>
+        <w:t>人工智能</w:t>
+      </w:r>
+      <w:r>
+        <w:rPr>
+          <w:rFonts w:ascii="Times New Roman" w:eastAsia="宋体" w:hAnsi="Times New Roman" w:cs="Times New Roman" w:hint="eastAsia"/>
+          <w:b/>
+          <w:bCs/>
+          <w:sz w:val="22"/>
+          <w:szCs w:val="22"/>
+        </w:rPr>
+        <w:t xml:space="preserve"> &amp; </w:t>
+      </w:r>
+      <w:r>
+        <w:rPr>
+          <w:rFonts w:ascii="Times New Roman" w:eastAsia="宋体" w:hAnsi="Times New Roman" w:cs="Times New Roman" w:hint="eastAsia"/>
+          <w:b/>
+          <w:bCs/>
+          <w:sz w:val="22"/>
+          <w:szCs w:val="22"/>
+        </w:rPr>
+        <w:t>数据科学</w:t>
+      </w:r>
+      <w:r>
+        <w:rPr>
+          <w:rFonts w:ascii="Times New Roman" w:eastAsia="宋体" w:hAnsi="Times New Roman" w:cs="Times New Roman"/>
+          <w:b/>
+          <w:bCs/>
+          <w:sz w:val="22"/>
+          <w:szCs w:val="22"/>
+        </w:rPr>
+        <w:t xml:space="preserve">: </w:t>
+      </w:r>
+      <w:r>
+        <w:rPr>
+          <w:rFonts w:ascii="Times New Roman" w:eastAsia="宋体" w:hAnsi="Times New Roman" w:cs="Times New Roman"/>
+          <w:sz w:val="22"/>
+          <w:szCs w:val="22"/>
+        </w:rPr>
+        <w:t xml:space="preserve">Graph </w:t>
+      </w:r>
+      <w:r>
+        <w:rPr>
+          <w:rFonts w:ascii="Times New Roman" w:eastAsia="宋体" w:hAnsi="Times New Roman" w:cs="Times New Roman"/>
+          <w:sz w:val="22"/>
+          <w:szCs w:val="22"/>
+        </w:rPr>
+        <w:t>A</w:t>
+      </w:r>
+      <w:r>
+        <w:rPr>
+          <w:rFonts w:ascii="Times New Roman" w:eastAsia="宋体" w:hAnsi="Times New Roman" w:cs="Times New Roman"/>
+          <w:sz w:val="22"/>
+          <w:szCs w:val="22"/>
+        </w:rPr>
+        <w:t xml:space="preserve">lgorithm </w:t>
+      </w:r>
+      <w:r>
+        <w:rPr>
+          <w:rFonts w:ascii="Times New Roman" w:eastAsia="宋体" w:hAnsi="Times New Roman" w:cs="Times New Roman"/>
+          <w:sz w:val="22"/>
+          <w:szCs w:val="22"/>
+        </w:rPr>
+        <w:t>L</w:t>
+      </w:r>
+      <w:r>
+        <w:rPr>
+          <w:rFonts w:ascii="Times New Roman" w:eastAsia="宋体" w:hAnsi="Times New Roman" w:cs="Times New Roman"/>
+          <w:sz w:val="22"/>
+          <w:szCs w:val="22"/>
+        </w:rPr>
+        <w:t>ibrary (</w:t>
+      </w:r>
+      <w:proofErr w:type="spellStart"/>
+      <w:r>
+        <w:rPr>
+          <w:rFonts w:ascii="Times New Roman" w:eastAsia="宋体" w:hAnsi="Times New Roman" w:cs="Times New Roman"/>
+          <w:sz w:val="22"/>
+          <w:szCs w:val="22"/>
+        </w:rPr>
+        <w:t>NetworkX</w:t>
+      </w:r>
+      <w:proofErr w:type="spellEnd"/>
+      <w:r>
+        <w:rPr>
+          <w:rFonts w:ascii="Times New Roman" w:eastAsia="宋体" w:hAnsi="Times New Roman" w:cs="Times New Roman"/>
+          <w:sz w:val="22"/>
+          <w:szCs w:val="22"/>
+        </w:rPr>
+        <w:t>),</w:t>
+      </w:r>
+      <w:r>
+        <w:rPr>
+          <w:rFonts w:ascii="Times New Roman" w:hAnsi="Times New Roman" w:cs="Times New Roman"/>
+        </w:rPr>
+        <w:t xml:space="preserve"> ML/AI</w:t>
+      </w:r>
+      <w:r>
+        <w:rPr>
+          <w:rFonts w:ascii="Times New Roman" w:hAnsi="Times New Roman" w:cs="Times New Roman"/>
+        </w:rPr>
+        <w:t>/DS L</w:t>
+      </w:r>
+      <w:r>
+        <w:rPr>
+          <w:rFonts w:ascii="Times New Roman" w:hAnsi="Times New Roman" w:cs="Times New Roman"/>
+        </w:rPr>
+        <w:t>ibrary (</w:t>
+      </w:r>
+      <w:proofErr w:type="spellStart"/>
+      <w:r>
+        <w:rPr>
+          <w:rFonts w:ascii="Times New Roman" w:eastAsia="宋体" w:hAnsi="Times New Roman" w:cs="Times New Roman"/>
+          <w:sz w:val="22"/>
+          <w:szCs w:val="22"/>
+        </w:rPr>
+        <w:t>PyTorch</w:t>
+      </w:r>
+      <w:proofErr w:type="spellEnd"/>
+      <w:r>
+        <w:rPr>
+          <w:rFonts w:ascii="Times New Roman" w:eastAsia="宋体" w:hAnsi="Times New Roman" w:cs="Times New Roman"/>
+          <w:sz w:val="22"/>
+          <w:szCs w:val="22"/>
+        </w:rPr>
+        <w:t>, TensorFlow, NumPy)</w:t>
+      </w:r>
+    </w:p>
+    <w:p>
+      <w:pPr>
+        <w:rPr>
+          <w:rFonts w:ascii="Times New Roman" w:eastAsia="宋体" w:hAnsi="Times New Roman" w:cs="Times New Roman"/>
+          <w:b/>
+          <w:bCs/>
+          <w:sz w:val="22"/>
+          <w:szCs w:val="22"/>
+        </w:rPr>
+      </w:pPr>
+      <w:r>
+        <w:rPr>
+          <w:rFonts w:ascii="Times New Roman" w:eastAsia="宋体" w:hAnsi="Times New Roman" w:cs="Times New Roman" w:hint="eastAsia"/>
+          <w:b/>
+          <w:bCs/>
+          <w:sz w:val="22"/>
+          <w:szCs w:val="22"/>
+        </w:rPr>
+        <w:t>计算机系统</w:t>
+      </w:r>
+      <w:r>
+        <w:rPr>
+          <w:rFonts w:ascii="Times New Roman" w:eastAsia="宋体" w:hAnsi="Times New Roman" w:cs="Times New Roman"/>
+          <w:b/>
+          <w:bCs/>
+          <w:sz w:val="22"/>
+          <w:szCs w:val="22"/>
+        </w:rPr>
+        <w:t xml:space="preserve"> &amp; </w:t>
+      </w:r>
+      <w:r>
+        <w:rPr>
+          <w:rFonts w:ascii="Times New Roman" w:eastAsia="宋体" w:hAnsi="Times New Roman" w:cs="Times New Roman" w:hint="eastAsia"/>
+          <w:b/>
+          <w:bCs/>
+          <w:sz w:val="22"/>
+          <w:szCs w:val="22"/>
+        </w:rPr>
+        <w:t>软件工程</w:t>
+      </w:r>
+      <w:r>
+        <w:rPr>
+          <w:rFonts w:ascii="Times New Roman" w:eastAsia="宋体" w:hAnsi="Times New Roman" w:cs="Times New Roman"/>
+          <w:b/>
+          <w:bCs/>
+          <w:sz w:val="22"/>
+          <w:szCs w:val="22"/>
+        </w:rPr>
+        <w:t>:</w:t>
+      </w:r>
+      <w:r>
+        <w:rPr>
+          <w:rFonts w:ascii="Times New Roman" w:eastAsia="宋体" w:hAnsi="Times New Roman" w:cs="Times New Roman"/>
+          <w:sz w:val="22"/>
+          <w:szCs w:val="22"/>
+        </w:rPr>
+        <w:t xml:space="preserve"> Python, C/C++, Java, TypeScript, </w:t>
+      </w:r>
+      <w:r>
+        <w:rPr>
+          <w:rFonts w:ascii="Times New Roman" w:eastAsia="宋体" w:hAnsi="Times New Roman" w:cs="Times New Roman"/>
+          <w:sz w:val="22"/>
+          <w:szCs w:val="22"/>
+        </w:rPr>
+        <w:tab/>
+      </w:r>
+      <w:r>
+        <w:rPr>
+          <w:rFonts w:ascii="Times New Roman" w:eastAsia="宋体" w:hAnsi="Times New Roman" w:cs="Times New Roman" w:hint="eastAsia"/>
+          <w:sz w:val="22"/>
+          <w:szCs w:val="22"/>
+        </w:rPr>
+        <w:t>Java</w:t>
+      </w:r>
+      <w:r>
+        <w:rPr>
+          <w:rFonts w:ascii="Times New Roman" w:eastAsia="宋体" w:hAnsi="Times New Roman" w:cs="Times New Roman"/>
+          <w:sz w:val="22"/>
+          <w:szCs w:val="22"/>
+        </w:rPr>
+        <w:t xml:space="preserve">Script, </w:t>
+      </w:r>
+      <w:r>
+        <w:rPr>
+          <w:rFonts w:ascii="Times New Roman" w:eastAsia="宋体" w:hAnsi="Times New Roman" w:cs="Times New Roman"/>
+          <w:sz w:val="22"/>
+          <w:szCs w:val="22"/>
+        </w:rPr>
+        <w:t>HTML, Linux Shell, LaTeX</w:t>
+      </w:r>
+    </w:p>
+    <w:p>
+      <w:pPr>
+        <w:rPr>
+          <w:b/>
+          <w:bCs/>
+        </w:rPr>
+      </w:pPr>
+      <w:r>
+        <w:rPr>
+          <w:rFonts w:ascii="Times New Roman" w:eastAsia="宋体" w:hAnsi="Times New Roman" w:cs="Times New Roman" w:hint="eastAsia"/>
+          <w:b/>
+          <w:bCs/>
+          <w:sz w:val="22"/>
+          <w:szCs w:val="22"/>
+        </w:rPr>
+        <w:t>生物医学</w:t>
+      </w:r>
+      <w:r>
+        <w:rPr>
+          <w:rFonts w:ascii="Times New Roman" w:eastAsia="宋体" w:hAnsi="Times New Roman" w:cs="Times New Roman"/>
+          <w:b/>
+          <w:bCs/>
+          <w:sz w:val="22"/>
+          <w:szCs w:val="22"/>
+        </w:rPr>
+        <w:t xml:space="preserve"> &amp; </w:t>
+      </w:r>
+      <w:r>
+        <w:rPr>
+          <w:rFonts w:ascii="Times New Roman" w:eastAsia="宋体" w:hAnsi="Times New Roman" w:cs="Times New Roman" w:hint="eastAsia"/>
+          <w:b/>
+          <w:bCs/>
+          <w:sz w:val="22"/>
+          <w:szCs w:val="22"/>
+        </w:rPr>
+        <w:t>微流控设备</w:t>
+      </w:r>
+      <w:r>
+        <w:rPr>
+          <w:rFonts w:ascii="Times New Roman" w:eastAsia="宋体" w:hAnsi="Times New Roman" w:cs="Times New Roman"/>
+          <w:b/>
+          <w:bCs/>
+          <w:sz w:val="22"/>
+          <w:szCs w:val="22"/>
+        </w:rPr>
+        <w:t>:</w:t>
+      </w:r>
+      <w:r>
+        <w:rPr>
+          <w:rFonts w:ascii="Times New Roman" w:eastAsia="宋体" w:hAnsi="Times New Roman" w:cs="Times New Roman"/>
+          <w:sz w:val="22"/>
+          <w:szCs w:val="22"/>
+        </w:rPr>
+        <w:t xml:space="preserve"> CNC </w:t>
+      </w:r>
+      <w:r>
+        <w:rPr>
+          <w:rFonts w:ascii="Times New Roman" w:eastAsia="宋体" w:hAnsi="Times New Roman" w:cs="Times New Roman"/>
+          <w:sz w:val="22"/>
+          <w:szCs w:val="22"/>
+        </w:rPr>
+        <w:t>M</w:t>
+      </w:r>
+      <w:r>
+        <w:rPr>
+          <w:rFonts w:ascii="Times New Roman" w:eastAsia="宋体" w:hAnsi="Times New Roman" w:cs="Times New Roman"/>
+          <w:sz w:val="22"/>
+          <w:szCs w:val="22"/>
+        </w:rPr>
+        <w:t xml:space="preserve">illing, </w:t>
+      </w:r>
+      <w:r>
+        <w:rPr>
+          <w:rFonts w:ascii="Times New Roman" w:eastAsia="宋体" w:hAnsi="Times New Roman" w:cs="Times New Roman"/>
+          <w:sz w:val="22"/>
+          <w:szCs w:val="22"/>
+        </w:rPr>
+        <w:t>L</w:t>
+      </w:r>
+      <w:r>
+        <w:rPr>
+          <w:rFonts w:ascii="Times New Roman" w:eastAsia="宋体" w:hAnsi="Times New Roman" w:cs="Times New Roman"/>
+          <w:sz w:val="22"/>
+          <w:szCs w:val="22"/>
+        </w:rPr>
+        <w:t xml:space="preserve">aser </w:t>
+      </w:r>
+      <w:r>
+        <w:rPr>
+          <w:rFonts w:ascii="Times New Roman" w:eastAsia="宋体" w:hAnsi="Times New Roman" w:cs="Times New Roman"/>
+          <w:sz w:val="22"/>
+          <w:szCs w:val="22"/>
+        </w:rPr>
+        <w:t>C</w:t>
+      </w:r>
+      <w:r>
+        <w:rPr>
+          <w:rFonts w:ascii="Times New Roman" w:eastAsia="宋体" w:hAnsi="Times New Roman" w:cs="Times New Roman"/>
+          <w:sz w:val="22"/>
+          <w:szCs w:val="22"/>
+        </w:rPr>
+        <w:t>utting</w:t>
+      </w:r>
+      <w:r>
+        <w:rPr>
+          <w:rFonts w:ascii="Times New Roman" w:eastAsia="宋体" w:hAnsi="Times New Roman" w:cs="Times New Roman"/>
+          <w:sz w:val="22"/>
+          <w:szCs w:val="22"/>
+        </w:rPr>
+        <w:t>, Benchmark Collection and Evaluation</w:t>
+      </w:r>
+    </w:p>
+    <w:p>
+      <w:pPr>
+        <w:spacing w:after="120"/>
+        <w:rPr>
+          <w:rFonts w:ascii="Times New Roman" w:eastAsia="宋体" w:hAnsi="Times New Roman" w:cs="Times New Roman"/>
+          <w:sz w:val="22"/>
+          <w:szCs w:val="22"/>
+        </w:rPr>
+      </w:pPr>
+      <w:r>
+        <w:rPr>
+          <w:rFonts w:ascii="Times New Roman" w:eastAsia="宋体" w:hAnsi="Times New Roman" w:cs="Times New Roman" w:hint="eastAsia"/>
+          <w:b/>
+          <w:bCs/>
+          <w:sz w:val="22"/>
+          <w:szCs w:val="22"/>
+        </w:rPr>
+        <w:t>计算机辅助设计</w:t>
+      </w:r>
+      <w:r>
+        <w:rPr>
+          <w:rFonts w:ascii="Times New Roman" w:eastAsia="宋体" w:hAnsi="Times New Roman" w:cs="Times New Roman"/>
+          <w:b/>
+          <w:bCs/>
+          <w:sz w:val="22"/>
+          <w:szCs w:val="22"/>
+        </w:rPr>
+        <w:t>:</w:t>
+      </w:r>
+      <w:r>
+        <w:rPr>
+          <w:rFonts w:ascii="Times New Roman" w:eastAsia="宋体" w:hAnsi="Times New Roman" w:cs="Times New Roman"/>
+          <w:sz w:val="22"/>
+          <w:szCs w:val="22"/>
+        </w:rPr>
+        <w:t xml:space="preserve"> Fusion 360</w:t>
+      </w:r>
+      <w:r>
+        <w:rPr>
+          <w:rFonts w:ascii="Times New Roman" w:eastAsia="宋体" w:hAnsi="Times New Roman" w:cs="Times New Roman"/>
+          <w:sz w:val="22"/>
+          <w:szCs w:val="22"/>
+        </w:rPr>
+        <w:t>, Microfluidic Devices Manual Design</w:t>
+      </w:r>
+    </w:p>
+    <w:p>
+      <w:pPr>
+        <w:pBdr>
+          <w:bottom w:val="single" w:sz="4" w:space="0" w:color="auto"/>
+        </w:pBdr>
         <w:rPr>
           <w:rFonts w:ascii="Times New Roman" w:hAnsi="Times New Roman" w:cs="Times New Roman"/>
           <w:b/>
@@ -1404,6 +1839,7 @@
           <w:sz w:val="22"/>
           <w:szCs w:val="28"/>
         </w:rPr>
+        <w:lastRenderedPageBreak/>
         <w:t>(</w:t>
       </w:r>
       <w:r>
@@ -1542,7 +1978,6 @@
           <w:sz w:val="22"/>
           <w:szCs w:val="28"/>
         </w:rPr>
-        <w:lastRenderedPageBreak/>
         <w:t>[</w:t>
       </w:r>
       <w:r>
@@ -1603,12 +2038,32 @@
           <w:sz w:val="22"/>
           <w:szCs w:val="28"/>
         </w:rPr>
-        <w:t xml:space="preserve">Neptune: Web-based Automated Design and Synthesis Platform for Microfluidic Devices. </w:t>
-      </w:r>
-    </w:p>
-    <w:p>
-      <w:pPr>
-        <w:spacing w:after="240"/>
+        <w:t>Neptune: An open-source platform for microfluidic design automation with a new programming language and in-context LLM assistance</w:t>
+      </w:r>
+      <w:r>
+        <w:rPr>
+          <w:rFonts w:ascii="Times New Roman" w:hAnsi="Times New Roman" w:cs="Times New Roman"/>
+          <w:i/>
+          <w:iCs/>
+          <w:sz w:val="22"/>
+          <w:szCs w:val="28"/>
+        </w:rPr>
+        <w:t>.</w:t>
+      </w:r>
+      <w:r>
+        <w:rPr>
+          <w:rFonts w:ascii="Times New Roman" w:hAnsi="Times New Roman" w:cs="Times New Roman"/>
+          <w:i/>
+          <w:iCs/>
+          <w:sz w:val="22"/>
+          <w:szCs w:val="28"/>
+        </w:rPr>
+        <w:t xml:space="preserve"> </w:t>
+      </w:r>
+    </w:p>
+    <w:p>
+      <w:pPr>
+        <w:spacing w:after="120"/>
         <w:rPr>
           <w:rFonts w:ascii="Times New Roman" w:hAnsi="Times New Roman" w:cs="Times New Roman"/>
           <w:b/>
@@ -1756,7 +2211,25 @@
           <w:sz w:val="22"/>
           <w:szCs w:val="28"/>
         </w:rPr>
-        <w:t>, IWBDA’25] LaNVis: Biological Constraint-based Large Network Visualizer (Accepted for oral presentation)</w:t>
+        <w:t xml:space="preserve">, IWBDA’25] </w:t>
+      </w:r>
+      <w:proofErr w:type="spellStart"/>
+      <w:r>
+        <w:rPr>
+          <w:rFonts w:ascii="Times New Roman" w:hAnsi="Times New Roman" w:cs="Times New Roman"/>
+          <w:sz w:val="22"/>
+          <w:szCs w:val="28"/>
+        </w:rPr>
+        <w:t>LaNVis</w:t>
+      </w:r>
+      <w:proofErr w:type="spellEnd"/>
+      <w:r>
+        <w:rPr>
+          <w:rFonts w:ascii="Times New Roman" w:hAnsi="Times New Roman" w:cs="Times New Roman"/>
+          <w:sz w:val="22"/>
+          <w:szCs w:val="28"/>
+        </w:rPr>
+        <w:t>: Biological Constraint-based Large Network Visualizer (Accepted for oral presentation)</w:t>
       </w:r>
     </w:p>
     <w:p>
@@ -1764,7 +2237,6 @@
         <w:pBdr>
           <w:bottom w:val="single" w:sz="4" w:space="0" w:color="auto"/>
         </w:pBdr>
-        <w:spacing w:after="120"/>
         <w:rPr>
           <w:rFonts w:ascii="Times New Roman" w:hAnsi="Times New Roman" w:cs="Times New Roman"/>
           <w:b/>
@@ -2643,6 +3115,7 @@
           <w:szCs w:val="22"/>
         </w:rPr>
       </w:pPr>
+      <w:proofErr w:type="spellStart"/>
       <w:r>
         <w:rPr>
           <w:rFonts w:ascii="Times New Roman" w:eastAsia="宋体" w:hAnsi="Times New Roman" w:cs="Times New Roman"/>
@@ -2650,7 +3123,17 @@
           <w:sz w:val="22"/>
           <w:szCs w:val="22"/>
         </w:rPr>
-        <w:t xml:space="preserve">iGEM </w:t>
+        <w:t>iGEM</w:t>
+      </w:r>
+      <w:proofErr w:type="spellEnd"/>
+      <w:r>
+        <w:rPr>
+          <w:rFonts w:ascii="Times New Roman" w:eastAsia="宋体" w:hAnsi="Times New Roman" w:cs="Times New Roman"/>
+          <w:b/>
+          <w:sz w:val="22"/>
+          <w:szCs w:val="22"/>
+        </w:rPr>
+        <w:t xml:space="preserve"> </w:t>
       </w:r>
       <w:r>
         <w:rPr>
@@ -2809,7 +3292,25 @@
           <w:sz w:val="22"/>
           <w:szCs w:val="22"/>
         </w:rPr>
-        <w:t xml:space="preserve"> iGEM 2024 </w:t>
+        <w:t xml:space="preserve"> </w:t>
+      </w:r>
+      <w:proofErr w:type="spellStart"/>
+      <w:r>
+        <w:rPr>
+          <w:rFonts w:ascii="Times New Roman" w:eastAsia="宋体" w:hAnsi="Times New Roman" w:cs="Times New Roman" w:hint="eastAsia"/>
+          <w:sz w:val="22"/>
+          <w:szCs w:val="22"/>
+        </w:rPr>
+        <w:t>iGEM</w:t>
+      </w:r>
+      <w:proofErr w:type="spellEnd"/>
+      <w:r>
+        <w:rPr>
+          <w:rFonts w:ascii="Times New Roman" w:eastAsia="宋体" w:hAnsi="Times New Roman" w:cs="Times New Roman" w:hint="eastAsia"/>
+          <w:sz w:val="22"/>
+          <w:szCs w:val="22"/>
+        </w:rPr>
+        <w:t xml:space="preserve"> 2024 </w:t>
       </w:r>
       <w:r>
         <w:rPr>
@@ -2856,6 +3357,7 @@
           <w:szCs w:val="22"/>
         </w:rPr>
       </w:pPr>
+      <w:proofErr w:type="spellStart"/>
       <w:r>
         <w:rPr>
           <w:rFonts w:ascii="Times New Roman" w:eastAsia="宋体" w:hAnsi="Times New Roman" w:cs="Times New Roman"/>
@@ -2863,7 +3365,17 @@
           <w:sz w:val="22"/>
           <w:szCs w:val="22"/>
         </w:rPr>
-        <w:t xml:space="preserve">iGEM </w:t>
+        <w:t>iGEM</w:t>
+      </w:r>
+      <w:proofErr w:type="spellEnd"/>
+      <w:r>
+        <w:rPr>
+          <w:rFonts w:ascii="Times New Roman" w:eastAsia="宋体" w:hAnsi="Times New Roman" w:cs="Times New Roman"/>
+          <w:b/>
+          <w:sz w:val="22"/>
+          <w:szCs w:val="22"/>
+        </w:rPr>
+        <w:t xml:space="preserve"> </w:t>
       </w:r>
       <w:r>
         <w:rPr>
@@ -2998,14 +3510,32 @@
           <w:sz w:val="22"/>
           <w:szCs w:val="22"/>
         </w:rPr>
-        <w:t xml:space="preserve"> iGEM Registry </w:t>
-      </w:r>
+        <w:t xml:space="preserve"> </w:t>
+      </w:r>
+      <w:proofErr w:type="spellStart"/>
       <w:r>
         <w:rPr>
           <w:rFonts w:ascii="Times New Roman" w:eastAsia="宋体" w:hAnsi="Times New Roman" w:cs="Times New Roman" w:hint="eastAsia"/>
           <w:sz w:val="22"/>
           <w:szCs w:val="22"/>
         </w:rPr>
+        <w:t>iGEM</w:t>
+      </w:r>
+      <w:proofErr w:type="spellEnd"/>
+      <w:r>
+        <w:rPr>
+          <w:rFonts w:ascii="Times New Roman" w:eastAsia="宋体" w:hAnsi="Times New Roman" w:cs="Times New Roman" w:hint="eastAsia"/>
+          <w:sz w:val="22"/>
+          <w:szCs w:val="22"/>
+        </w:rPr>
+        <w:t xml:space="preserve"> Registry </w:t>
+      </w:r>
+      <w:r>
+        <w:rPr>
+          <w:rFonts w:ascii="Times New Roman" w:eastAsia="宋体" w:hAnsi="Times New Roman" w:cs="Times New Roman" w:hint="eastAsia"/>
+          <w:sz w:val="22"/>
+          <w:szCs w:val="22"/>
+        </w:rPr>
         <w:t>与</w:t>
       </w:r>
       <w:r>
@@ -3014,7 +3544,25 @@
           <w:sz w:val="22"/>
           <w:szCs w:val="22"/>
         </w:rPr>
-        <w:t xml:space="preserve"> UniProt </w:t>
+        <w:t xml:space="preserve"> </w:t>
+      </w:r>
+      <w:proofErr w:type="spellStart"/>
+      <w:r>
+        <w:rPr>
+          <w:rFonts w:ascii="Times New Roman" w:eastAsia="宋体" w:hAnsi="Times New Roman" w:cs="Times New Roman" w:hint="eastAsia"/>
+          <w:sz w:val="22"/>
+          <w:szCs w:val="22"/>
+        </w:rPr>
+        <w:t>UniProt</w:t>
+      </w:r>
+      <w:proofErr w:type="spellEnd"/>
+      <w:r>
+        <w:rPr>
+          <w:rFonts w:ascii="Times New Roman" w:eastAsia="宋体" w:hAnsi="Times New Roman" w:cs="Times New Roman" w:hint="eastAsia"/>
+          <w:sz w:val="22"/>
+          <w:szCs w:val="22"/>
+        </w:rPr>
+        <w:t xml:space="preserve"> </w:t>
       </w:r>
       <w:r>
         <w:rPr>
@@ -3277,7 +3825,7 @@
           <w:ilvl w:val="0"/>
           <w:numId w:val="13"/>
         </w:numPr>
-        <w:spacing w:after="200"/>
+        <w:spacing w:after="120"/>
         <w:ind w:left="442" w:firstLineChars="0" w:hanging="442"/>
         <w:rPr>
           <w:rFonts w:ascii="Times New Roman" w:eastAsia="宋体" w:hAnsi="Times New Roman" w:cs="Times New Roman"/>
@@ -3311,7 +3859,6 @@
         <w:pBdr>
           <w:bottom w:val="single" w:sz="4" w:space="0" w:color="auto"/>
         </w:pBdr>
-        <w:spacing w:beforeLines="50" w:before="156" w:after="120"/>
         <w:rPr>
           <w:rFonts w:ascii="Times New Roman" w:hAnsi="Times New Roman" w:cs="Times New Roman"/>
           <w:b/>
@@ -3326,16 +3873,93 @@
           <w:sz w:val="24"/>
           <w:shd w:val="pct15" w:color="auto" w:fill="FFFFFF"/>
         </w:rPr>
-        <w:t>专业活动</w:t>
-      </w:r>
-      <w:r>
+        <w:t>期刊审稿人</w:t>
+      </w:r>
+    </w:p>
+    <w:p>
+      <w:pPr>
+        <w:rPr>
+          <w:rFonts w:ascii="Times New Roman" w:hAnsi="Times New Roman" w:cs="Times New Roman"/>
+          <w:sz w:val="22"/>
+          <w:szCs w:val="22"/>
+        </w:rPr>
+      </w:pPr>
+      <w:r>
+        <w:rPr>
+          <w:rFonts w:ascii="Times New Roman" w:hAnsi="Times New Roman" w:cs="Times New Roman"/>
+          <w:sz w:val="22"/>
+          <w:szCs w:val="22"/>
+        </w:rPr>
+        <w:t xml:space="preserve">IEEE Transactions on Computer-Aided Design of Integrated Circuits and Systems (IEEE-TCAD)                         </w:t>
+      </w:r>
+    </w:p>
+    <w:p>
+      <w:pPr>
+        <w:rPr>
+          <w:rFonts w:ascii="Times New Roman" w:hAnsi="Times New Roman" w:cs="Times New Roman"/>
+          <w:sz w:val="22"/>
+          <w:szCs w:val="22"/>
+        </w:rPr>
+      </w:pPr>
+      <w:proofErr w:type="spellStart"/>
+      <w:r>
+        <w:rPr>
+          <w:rFonts w:ascii="Times New Roman" w:hAnsi="Times New Roman" w:cs="Times New Roman"/>
+          <w:sz w:val="22"/>
+          <w:szCs w:val="22"/>
+        </w:rPr>
+        <w:lastRenderedPageBreak/>
+        <w:t>eLife</w:t>
+      </w:r>
+      <w:proofErr w:type="spellEnd"/>
+      <w:r>
+        <w:rPr>
+          <w:rFonts w:ascii="Times New Roman" w:hAnsi="Times New Roman" w:cs="Times New Roman"/>
+          <w:sz w:val="22"/>
+          <w:szCs w:val="22"/>
+        </w:rPr>
+        <w:t xml:space="preserve">                                                                                                                                                                         </w:t>
+      </w:r>
+    </w:p>
+    <w:p>
+      <w:pPr>
+        <w:spacing w:afterLines="50" w:after="156"/>
+        <w:rPr>
+          <w:rFonts w:ascii="Times New Roman" w:hAnsi="Times New Roman" w:cs="Times New Roman"/>
+          <w:sz w:val="22"/>
+          <w:szCs w:val="22"/>
+        </w:rPr>
+      </w:pPr>
+      <w:r>
+        <w:rPr>
+          <w:rFonts w:ascii="Times New Roman" w:hAnsi="Times New Roman" w:cs="Times New Roman"/>
+          <w:sz w:val="22"/>
+          <w:szCs w:val="22"/>
+        </w:rPr>
+        <w:t xml:space="preserve">International Conference on Computer-Aided Design (ICCAD’22)                                                                          </w:t>
+      </w:r>
+    </w:p>
+    <w:p>
+      <w:pPr>
+        <w:pBdr>
+          <w:bottom w:val="single" w:sz="4" w:space="0" w:color="auto"/>
+        </w:pBdr>
+        <w:spacing w:beforeLines="50" w:before="156"/>
         <w:rPr>
           <w:rFonts w:ascii="Times New Roman" w:hAnsi="Times New Roman" w:cs="Times New Roman"/>
           <w:b/>
           <w:sz w:val="24"/>
           <w:shd w:val="pct15" w:color="auto" w:fill="FFFFFF"/>
         </w:rPr>
-        <w:t xml:space="preserve"> </w:t>
+      </w:pPr>
+      <w:r>
+        <w:rPr>
+          <w:rFonts w:ascii="Times New Roman" w:hAnsi="Times New Roman" w:cs="Times New Roman" w:hint="eastAsia"/>
+          <w:b/>
+          <w:sz w:val="24"/>
+          <w:shd w:val="pct15" w:color="auto" w:fill="FFFFFF"/>
+        </w:rPr>
+        <w:t>科研协会</w:t>
       </w:r>
     </w:p>
     <w:p>
@@ -3343,53 +3967,60 @@
         <w:tabs>
           <w:tab w:val="left" w:pos="170"/>
         </w:tabs>
-        <w:rPr>
-          <w:rFonts w:ascii="Times New Roman" w:hAnsi="Times New Roman" w:cs="Times New Roman"/>
-          <w:sz w:val="22"/>
-          <w:szCs w:val="22"/>
-        </w:rPr>
-      </w:pPr>
-      <w:r>
-        <w:rPr>
-          <w:rFonts w:ascii="Times New Roman" w:hAnsi="Times New Roman" w:cs="Times New Roman" w:hint="eastAsia"/>
-          <w:b/>
-          <w:bCs/>
-          <w:sz w:val="22"/>
-          <w:szCs w:val="22"/>
-        </w:rPr>
-        <w:t>口头报告，</w:t>
-      </w:r>
-      <w:r>
-        <w:rPr>
-          <w:rFonts w:ascii="Times New Roman" w:hAnsi="Times New Roman" w:cs="Times New Roman"/>
-          <w:sz w:val="22"/>
-          <w:szCs w:val="22"/>
-        </w:rPr>
-        <w:t>International Workshop on Bio-Design Automation (IWBDA’25),</w:t>
-      </w:r>
-      <w:r>
-        <w:rPr>
-          <w:rFonts w:ascii="Times New Roman" w:hAnsi="Times New Roman" w:cs="Times New Roman"/>
-          <w:sz w:val="22"/>
-          <w:szCs w:val="22"/>
-        </w:rPr>
-        <w:t xml:space="preserve">                                              </w:t>
-      </w:r>
-      <w:r>
-        <w:rPr>
-          <w:rFonts w:ascii="Times New Roman" w:hAnsi="Times New Roman" w:cs="Times New Roman" w:hint="eastAsia"/>
-          <w:sz w:val="22"/>
-          <w:szCs w:val="22"/>
-        </w:rPr>
-        <w:t xml:space="preserve">         </w:t>
-      </w:r>
-      <w:r>
-        <w:rPr>
-          <w:rFonts w:ascii="Times New Roman" w:hAnsi="Times New Roman" w:cs="Times New Roman"/>
-          <w:sz w:val="22"/>
-          <w:szCs w:val="22"/>
-        </w:rPr>
-        <w:t>09/2025</w:t>
+        <w:spacing w:afterLines="50" w:after="156"/>
+        <w:rPr>
+          <w:rFonts w:ascii="Times New Roman" w:hAnsi="Times New Roman" w:cs="Times New Roman"/>
+          <w:sz w:val="22"/>
+          <w:szCs w:val="22"/>
+        </w:rPr>
+      </w:pPr>
+      <w:r>
+        <w:rPr>
+          <w:rFonts w:ascii="Times New Roman" w:hAnsi="Times New Roman" w:cs="Times New Roman"/>
+          <w:sz w:val="22"/>
+          <w:szCs w:val="22"/>
+        </w:rPr>
+        <w:t>Institute of Electrical and Electronics Engineers (IEEE, graduate student membership)                               02/2024</w:t>
+      </w:r>
+      <w:r>
+        <w:rPr>
+          <w:rFonts w:ascii="Times New Roman" w:hAnsi="Times New Roman" w:cs="Times New Roman" w:hint="eastAsia"/>
+          <w:sz w:val="22"/>
+          <w:szCs w:val="22"/>
+        </w:rPr>
+        <w:t>至今</w:t>
+      </w:r>
+    </w:p>
+    <w:p>
+      <w:pPr>
+        <w:pBdr>
+          <w:bottom w:val="single" w:sz="4" w:space="0" w:color="auto"/>
+        </w:pBdr>
+        <w:spacing w:beforeLines="50" w:before="156"/>
+        <w:rPr>
+          <w:rFonts w:ascii="Times New Roman" w:hAnsi="Times New Roman" w:cs="Times New Roman"/>
+          <w:b/>
+          <w:sz w:val="24"/>
+          <w:shd w:val="pct15" w:color="auto" w:fill="FFFFFF"/>
+        </w:rPr>
+      </w:pPr>
+      <w:r>
+        <w:rPr>
+          <w:rFonts w:ascii="Times New Roman" w:hAnsi="Times New Roman" w:cs="Times New Roman" w:hint="eastAsia"/>
+          <w:b/>
+          <w:sz w:val="24"/>
+          <w:shd w:val="pct15" w:color="auto" w:fill="FFFFFF"/>
+        </w:rPr>
+        <w:t>专业活动</w:t>
+      </w:r>
+      <w:r>
+        <w:rPr>
+          <w:rFonts w:ascii="Times New Roman" w:hAnsi="Times New Roman" w:cs="Times New Roman"/>
+          <w:b/>
+          <w:sz w:val="24"/>
+          <w:shd w:val="pct15" w:color="auto" w:fill="FFFFFF"/>
+        </w:rPr>
+        <w:t xml:space="preserve"> </w:t>
       </w:r>
     </w:p>
     <w:p>
@@ -3405,74 +4036,45 @@
       </w:pPr>
       <w:r>
         <w:rPr>
-          <w:rFonts w:ascii="Times New Roman" w:hAnsi="Times New Roman" w:cs="Times New Roman"/>
-          <w:sz w:val="22"/>
-          <w:szCs w:val="22"/>
-        </w:rPr>
-        <w:t>International Genetically Engineered Machine competition (iGEM’19, iGEM’24)                                  11/2019, 11/2024</w:t>
-      </w:r>
-    </w:p>
-    <w:p>
-      <w:pPr>
-        <w:rPr>
-          <w:rFonts w:ascii="Times New Roman" w:hAnsi="Times New Roman" w:cs="Times New Roman"/>
-          <w:sz w:val="22"/>
-          <w:szCs w:val="22"/>
-        </w:rPr>
-      </w:pPr>
-      <w:r>
-        <w:rPr>
-          <w:rFonts w:ascii="Times New Roman" w:hAnsi="Times New Roman" w:cs="Times New Roman" w:hint="eastAsia"/>
-          <w:b/>
-          <w:bCs/>
-          <w:sz w:val="22"/>
-          <w:szCs w:val="22"/>
-        </w:rPr>
-        <w:t>专利</w:t>
-      </w:r>
-      <w:r>
-        <w:rPr>
-          <w:rFonts w:ascii="Times New Roman" w:hAnsi="Times New Roman" w:cs="Times New Roman" w:hint="eastAsia"/>
-          <w:b/>
-          <w:bCs/>
-          <w:sz w:val="22"/>
-          <w:szCs w:val="22"/>
-        </w:rPr>
-        <w:t>：</w:t>
-      </w:r>
-      <w:r>
-        <w:rPr>
-          <w:rFonts w:ascii="Times New Roman" w:hAnsi="Times New Roman" w:cs="Times New Roman"/>
-          <w:b/>
-          <w:bCs/>
-          <w:sz w:val="22"/>
-          <w:szCs w:val="22"/>
-        </w:rPr>
-        <w:t>Agricultural Heavy Metal Biosensor-Integrated Device</w:t>
-      </w:r>
-      <w:r>
-        <w:rPr>
-          <w:rFonts w:ascii="Times New Roman" w:hAnsi="Times New Roman" w:cs="Times New Roman"/>
-          <w:sz w:val="22"/>
-          <w:szCs w:val="22"/>
-        </w:rPr>
-        <w:t xml:space="preserve">                                 </w:t>
-      </w:r>
-      <w:r>
-        <w:rPr>
-          <w:rFonts w:ascii="Times New Roman" w:hAnsi="Times New Roman" w:cs="Times New Roman" w:hint="eastAsia"/>
-          <w:sz w:val="22"/>
-          <w:szCs w:val="22"/>
-        </w:rPr>
-        <w:t xml:space="preserve">                                    </w:t>
-      </w:r>
-      <w:r>
-        <w:rPr>
-          <w:rFonts w:ascii="Times New Roman" w:hAnsi="Times New Roman" w:cs="Times New Roman"/>
-          <w:sz w:val="22"/>
-          <w:szCs w:val="22"/>
-        </w:rPr>
-        <w:t>05-11/2024</w:t>
+          <w:rFonts w:ascii="Times New Roman" w:hAnsi="Times New Roman" w:cs="Times New Roman" w:hint="eastAsia"/>
+          <w:b/>
+          <w:bCs/>
+          <w:sz w:val="22"/>
+          <w:szCs w:val="22"/>
+        </w:rPr>
+        <w:t>口头报告，</w:t>
+      </w:r>
+      <w:r>
+        <w:rPr>
+          <w:rFonts w:ascii="Times New Roman" w:hAnsi="Times New Roman" w:cs="Times New Roman"/>
+          <w:sz w:val="22"/>
+          <w:szCs w:val="22"/>
+        </w:rPr>
+        <w:t>International Workshop on Bio-Design Automation (IWBDA’25),</w:t>
+      </w:r>
+      <w:r>
+        <w:rPr>
+          <w:rFonts w:ascii="Times New Roman" w:hAnsi="Times New Roman" w:cs="Times New Roman"/>
+          <w:sz w:val="22"/>
+          <w:szCs w:val="22"/>
+        </w:rPr>
+        <w:t xml:space="preserve">                                              </w:t>
+      </w:r>
+      <w:r>
+        <w:rPr>
+          <w:rFonts w:ascii="Times New Roman" w:hAnsi="Times New Roman" w:cs="Times New Roman" w:hint="eastAsia"/>
+          <w:sz w:val="22"/>
+          <w:szCs w:val="22"/>
+        </w:rPr>
+        <w:t xml:space="preserve">         </w:t>
+      </w:r>
+      <w:r>
+        <w:rPr>
+          <w:rFonts w:ascii="Times New Roman" w:hAnsi="Times New Roman" w:cs="Times New Roman"/>
+          <w:sz w:val="22"/>
+          <w:szCs w:val="22"/>
+        </w:rPr>
+        <w:t>09/2025</w:t>
       </w:r>
     </w:p>
     <w:p>
@@ -3492,7 +4094,70 @@
           <w:sz w:val="22"/>
           <w:szCs w:val="22"/>
         </w:rPr>
-        <w:t>Chicago BioEngineering Conference (CBEC’24)                                                                                                   09/2024</w:t>
+        <w:t>International Genetically Engineered Machine competition (iGEM’19, iGEM’24)                                  11/2019, 11/2024</w:t>
+      </w:r>
+    </w:p>
+    <w:p>
+      <w:pPr>
+        <w:rPr>
+          <w:rFonts w:ascii="Times New Roman" w:hAnsi="Times New Roman" w:cs="Times New Roman"/>
+          <w:sz w:val="22"/>
+          <w:szCs w:val="22"/>
+        </w:rPr>
+      </w:pPr>
+      <w:r>
+        <w:rPr>
+          <w:rFonts w:ascii="Times New Roman" w:hAnsi="Times New Roman" w:cs="Times New Roman" w:hint="eastAsia"/>
+          <w:b/>
+          <w:bCs/>
+          <w:sz w:val="22"/>
+          <w:szCs w:val="22"/>
+        </w:rPr>
+        <w:t>专利</w:t>
+      </w:r>
+      <w:r>
+        <w:rPr>
+          <w:rFonts w:ascii="Times New Roman" w:hAnsi="Times New Roman" w:cs="Times New Roman" w:hint="eastAsia"/>
+          <w:b/>
+          <w:bCs/>
+          <w:sz w:val="22"/>
+          <w:szCs w:val="22"/>
+        </w:rPr>
+        <w:t>：</w:t>
+      </w:r>
+      <w:r>
+        <w:rPr>
+          <w:rFonts w:ascii="Times New Roman" w:hAnsi="Times New Roman" w:cs="Times New Roman"/>
+          <w:b/>
+          <w:bCs/>
+          <w:sz w:val="22"/>
+          <w:szCs w:val="22"/>
+        </w:rPr>
+        <w:t>Agricultural Heavy Metal Biosensor-Integrated Device</w:t>
+      </w:r>
+      <w:r>
+        <w:rPr>
+          <w:rFonts w:ascii="Times New Roman" w:hAnsi="Times New Roman" w:cs="Times New Roman"/>
+          <w:sz w:val="22"/>
+          <w:szCs w:val="22"/>
+        </w:rPr>
+        <w:t xml:space="preserve">                                 </w:t>
+      </w:r>
+      <w:r>
+        <w:rPr>
+          <w:rFonts w:ascii="Times New Roman" w:hAnsi="Times New Roman" w:cs="Times New Roman" w:hint="eastAsia"/>
+          <w:sz w:val="22"/>
+          <w:szCs w:val="22"/>
+        </w:rPr>
+        <w:t xml:space="preserve">                                    </w:t>
+      </w:r>
+      <w:r>
+        <w:rPr>
+          <w:rFonts w:ascii="Times New Roman" w:hAnsi="Times New Roman" w:cs="Times New Roman"/>
+          <w:sz w:val="22"/>
+          <w:szCs w:val="22"/>
+        </w:rPr>
+        <w:t>05-11/2024</w:t>
       </w:r>
     </w:p>
     <w:p>
@@ -3512,8 +4177,25 @@
           <w:sz w:val="22"/>
           <w:szCs w:val="22"/>
         </w:rPr>
-        <w:lastRenderedPageBreak/>
-        <w:t>Engineering Biology Research Consortium (EBRC’23)                                                                                            06/2023</w:t>
+        <w:t xml:space="preserve">Chicago </w:t>
+      </w:r>
+      <w:proofErr w:type="spellStart"/>
+      <w:r>
+        <w:rPr>
+          <w:rFonts w:ascii="Times New Roman" w:hAnsi="Times New Roman" w:cs="Times New Roman"/>
+          <w:sz w:val="22"/>
+          <w:szCs w:val="22"/>
+        </w:rPr>
+        <w:t>BioEngineering</w:t>
+      </w:r>
+      <w:proofErr w:type="spellEnd"/>
+      <w:r>
+        <w:rPr>
+          <w:rFonts w:ascii="Times New Roman" w:hAnsi="Times New Roman" w:cs="Times New Roman"/>
+          <w:sz w:val="22"/>
+          <w:szCs w:val="22"/>
+        </w:rPr>
+        <w:t xml:space="preserve"> Conference (CBEC’24)                                                                                                   09/2024</w:t>
       </w:r>
     </w:p>
     <w:p>
@@ -3529,166 +4211,11 @@
       </w:pPr>
       <w:r>
         <w:rPr>
-          <w:rFonts w:ascii="Times New Roman" w:hAnsi="Times New Roman" w:cs="Times New Roman" w:hint="eastAsia"/>
-          <w:sz w:val="22"/>
-          <w:szCs w:val="22"/>
-        </w:rPr>
-        <w:t>海报展示，</w:t>
-      </w:r>
-      <w:r>
-        <w:rPr>
-          <w:rFonts w:ascii="Times New Roman" w:hAnsi="Times New Roman" w:cs="Times New Roman"/>
-          <w:sz w:val="22"/>
-          <w:szCs w:val="22"/>
-        </w:rPr>
-        <w:t>International Workshop on Bio-Design Automation (IWBDA’22)</w:t>
-      </w:r>
-      <w:r>
-        <w:rPr>
-          <w:rFonts w:ascii="Times New Roman" w:hAnsi="Times New Roman" w:cs="Times New Roman"/>
-          <w:sz w:val="22"/>
-          <w:szCs w:val="22"/>
-        </w:rPr>
-        <w:t xml:space="preserve">  </w:t>
-      </w:r>
-      <w:r>
-        <w:rPr>
-          <w:rFonts w:ascii="Times New Roman" w:hAnsi="Times New Roman" w:cs="Times New Roman"/>
-          <w:sz w:val="22"/>
-          <w:szCs w:val="22"/>
-        </w:rPr>
-        <w:t xml:space="preserve">                                               </w:t>
-      </w:r>
-      <w:r>
-        <w:rPr>
-          <w:rFonts w:ascii="Times New Roman" w:hAnsi="Times New Roman" w:cs="Times New Roman" w:hint="eastAsia"/>
-          <w:sz w:val="22"/>
-          <w:szCs w:val="22"/>
-        </w:rPr>
-        <w:t xml:space="preserve">      </w:t>
-      </w:r>
-      <w:r>
-        <w:rPr>
-          <w:rFonts w:ascii="Times New Roman" w:hAnsi="Times New Roman" w:cs="Times New Roman"/>
-          <w:sz w:val="22"/>
-          <w:szCs w:val="22"/>
-        </w:rPr>
-        <w:t>10/2022</w:t>
-      </w:r>
-    </w:p>
-    <w:p>
-      <w:pPr>
-        <w:pBdr>
-          <w:bottom w:val="single" w:sz="4" w:space="0" w:color="auto"/>
-        </w:pBdr>
-        <w:spacing w:beforeLines="50" w:before="156" w:afterLines="50" w:after="156"/>
-        <w:rPr>
-          <w:rFonts w:ascii="Times New Roman" w:hAnsi="Times New Roman" w:cs="Times New Roman"/>
-          <w:b/>
-          <w:sz w:val="24"/>
-          <w:shd w:val="pct15" w:color="auto" w:fill="FFFFFF"/>
-        </w:rPr>
-      </w:pPr>
-      <w:r>
-        <w:rPr>
-          <w:rFonts w:ascii="Times New Roman" w:hAnsi="Times New Roman" w:cs="Times New Roman" w:hint="eastAsia"/>
-          <w:b/>
-          <w:sz w:val="24"/>
-          <w:shd w:val="pct15" w:color="auto" w:fill="FFFFFF"/>
-        </w:rPr>
-        <w:t>期刊审稿人</w:t>
-      </w:r>
-    </w:p>
-    <w:p>
-      <w:pPr>
-        <w:rPr>
-          <w:rFonts w:ascii="Times New Roman" w:hAnsi="Times New Roman" w:cs="Times New Roman"/>
-          <w:sz w:val="22"/>
-          <w:szCs w:val="22"/>
-        </w:rPr>
-      </w:pPr>
-      <w:r>
-        <w:rPr>
-          <w:rFonts w:ascii="Times New Roman" w:hAnsi="Times New Roman" w:cs="Times New Roman"/>
-          <w:sz w:val="22"/>
-          <w:szCs w:val="22"/>
-        </w:rPr>
-        <w:t xml:space="preserve">IEEE Transactions on Computer-Aided Design of Integrated Circuits and Systems (IEEE-TCAD)                    </w:t>
-      </w:r>
-      <w:r>
-        <w:rPr>
-          <w:rFonts w:ascii="Times New Roman" w:hAnsi="Times New Roman" w:cs="Times New Roman"/>
-          <w:sz w:val="22"/>
-          <w:szCs w:val="22"/>
-        </w:rPr>
-        <w:t xml:space="preserve">     </w:t>
-      </w:r>
-    </w:p>
-    <w:p>
-      <w:pPr>
-        <w:rPr>
-          <w:rFonts w:ascii="Times New Roman" w:hAnsi="Times New Roman" w:cs="Times New Roman"/>
-          <w:sz w:val="22"/>
-          <w:szCs w:val="22"/>
-        </w:rPr>
-      </w:pPr>
-      <w:r>
-        <w:rPr>
-          <w:rFonts w:ascii="Times New Roman" w:hAnsi="Times New Roman" w:cs="Times New Roman"/>
-          <w:sz w:val="22"/>
-          <w:szCs w:val="22"/>
-        </w:rPr>
-        <w:t xml:space="preserve">eLife                                                                                                                                                                         </w:t>
-      </w:r>
-    </w:p>
-    <w:p>
-      <w:pPr>
-        <w:spacing w:afterLines="50" w:after="156"/>
-        <w:rPr>
-          <w:rFonts w:ascii="Times New Roman" w:hAnsi="Times New Roman" w:cs="Times New Roman"/>
-          <w:sz w:val="22"/>
-          <w:szCs w:val="22"/>
-        </w:rPr>
-      </w:pPr>
-      <w:r>
-        <w:rPr>
-          <w:rFonts w:ascii="Times New Roman" w:hAnsi="Times New Roman" w:cs="Times New Roman"/>
-          <w:sz w:val="22"/>
-          <w:szCs w:val="22"/>
-        </w:rPr>
-        <w:t xml:space="preserve">International Conference on Computer-Aided Design (ICCAD’22)                                                                          </w:t>
-      </w:r>
-    </w:p>
-    <w:p>
-      <w:pPr>
-        <w:pBdr>
-          <w:bottom w:val="single" w:sz="4" w:space="0" w:color="auto"/>
-        </w:pBdr>
-        <w:spacing w:beforeLines="50" w:before="156" w:afterLines="50" w:after="156"/>
-        <w:rPr>
-          <w:rFonts w:ascii="Times New Roman" w:hAnsi="Times New Roman" w:cs="Times New Roman"/>
-          <w:b/>
-          <w:sz w:val="24"/>
-          <w:shd w:val="pct15" w:color="auto" w:fill="FFFFFF"/>
-        </w:rPr>
-      </w:pPr>
-      <w:r>
-        <w:rPr>
-          <w:rFonts w:ascii="Times New Roman" w:hAnsi="Times New Roman" w:cs="Times New Roman" w:hint="eastAsia"/>
-          <w:b/>
-          <w:sz w:val="24"/>
-          <w:shd w:val="pct15" w:color="auto" w:fill="FFFFFF"/>
-        </w:rPr>
-        <w:t>科研</w:t>
-      </w:r>
-      <w:r>
-        <w:rPr>
-          <w:rFonts w:ascii="Times New Roman" w:hAnsi="Times New Roman" w:cs="Times New Roman" w:hint="eastAsia"/>
-          <w:b/>
-          <w:sz w:val="24"/>
-          <w:shd w:val="pct15" w:color="auto" w:fill="FFFFFF"/>
-        </w:rPr>
-        <w:t>协会</w:t>
+          <w:rFonts w:ascii="Times New Roman" w:hAnsi="Times New Roman" w:cs="Times New Roman"/>
+          <w:sz w:val="22"/>
+          <w:szCs w:val="22"/>
+        </w:rPr>
+        <w:t>Engineering Biology Research Consortium (EBRC’23)                                                                                            06/2023</w:t>
       </w:r>
     </w:p>
     <w:p>
@@ -3696,92 +4223,73 @@
         <w:tabs>
           <w:tab w:val="left" w:pos="170"/>
         </w:tabs>
-        <w:rPr>
-          <w:rFonts w:ascii="Times New Roman" w:hAnsi="Times New Roman" w:cs="Times New Roman"/>
-          <w:sz w:val="22"/>
-          <w:szCs w:val="22"/>
-        </w:rPr>
-      </w:pPr>
-      <w:r>
-        <w:rPr>
-          <w:rFonts w:ascii="Times New Roman" w:hAnsi="Times New Roman" w:cs="Times New Roman"/>
-          <w:sz w:val="22"/>
-          <w:szCs w:val="22"/>
-        </w:rPr>
-        <w:t>Institute of Electrical and Electronics Engineers (</w:t>
-      </w:r>
-      <w:r>
-        <w:rPr>
-          <w:rFonts w:ascii="Times New Roman" w:hAnsi="Times New Roman" w:cs="Times New Roman"/>
-          <w:sz w:val="22"/>
-          <w:szCs w:val="22"/>
-        </w:rPr>
-        <w:t>I</w:t>
-      </w:r>
-      <w:r>
-        <w:rPr>
-          <w:rFonts w:ascii="Times New Roman" w:hAnsi="Times New Roman" w:cs="Times New Roman"/>
-          <w:sz w:val="22"/>
-          <w:szCs w:val="22"/>
-        </w:rPr>
-        <w:t xml:space="preserve">EEE, </w:t>
-      </w:r>
-      <w:r>
-        <w:rPr>
-          <w:rFonts w:ascii="Times New Roman" w:hAnsi="Times New Roman" w:cs="Times New Roman"/>
-          <w:sz w:val="22"/>
-          <w:szCs w:val="22"/>
-        </w:rPr>
-        <w:t xml:space="preserve">graduate </w:t>
-      </w:r>
-      <w:r>
-        <w:rPr>
-          <w:rFonts w:ascii="Times New Roman" w:hAnsi="Times New Roman" w:cs="Times New Roman"/>
-          <w:sz w:val="22"/>
-          <w:szCs w:val="22"/>
-        </w:rPr>
-        <w:t>student membership)</w:t>
-      </w:r>
-      <w:r>
-        <w:rPr>
-          <w:rFonts w:ascii="Times New Roman" w:hAnsi="Times New Roman" w:cs="Times New Roman"/>
-          <w:sz w:val="22"/>
-          <w:szCs w:val="22"/>
-        </w:rPr>
-        <w:t xml:space="preserve">                               </w:t>
-      </w:r>
-      <w:r>
-        <w:rPr>
-          <w:rFonts w:ascii="Times New Roman" w:hAnsi="Times New Roman" w:cs="Times New Roman"/>
-          <w:sz w:val="22"/>
-          <w:szCs w:val="22"/>
-        </w:rPr>
-        <w:t>02</w:t>
-      </w:r>
-      <w:r>
-        <w:rPr>
-          <w:rFonts w:ascii="Times New Roman" w:hAnsi="Times New Roman" w:cs="Times New Roman"/>
-          <w:sz w:val="22"/>
-          <w:szCs w:val="22"/>
-        </w:rPr>
-        <w:t>/202</w:t>
-      </w:r>
-      <w:r>
-        <w:rPr>
-          <w:rFonts w:ascii="Times New Roman" w:hAnsi="Times New Roman" w:cs="Times New Roman"/>
-          <w:sz w:val="22"/>
-          <w:szCs w:val="22"/>
-        </w:rPr>
-        <w:t>4</w:t>
-      </w:r>
-      <w:r>
-        <w:rPr>
-          <w:rFonts w:ascii="Times New Roman" w:hAnsi="Times New Roman" w:cs="Times New Roman" w:hint="eastAsia"/>
-          <w:sz w:val="22"/>
-          <w:szCs w:val="22"/>
-        </w:rPr>
-        <w:t>至今</w:t>
-      </w:r>
+        <w:spacing w:afterLines="50" w:after="156"/>
+        <w:rPr>
+          <w:rFonts w:ascii="Times New Roman" w:hAnsi="Times New Roman" w:cs="Times New Roman"/>
+          <w:sz w:val="22"/>
+          <w:szCs w:val="22"/>
+        </w:rPr>
+      </w:pPr>
+      <w:r>
+        <w:rPr>
+          <w:rFonts w:ascii="Times New Roman" w:hAnsi="Times New Roman" w:cs="Times New Roman" w:hint="eastAsia"/>
+          <w:sz w:val="22"/>
+          <w:szCs w:val="22"/>
+        </w:rPr>
+        <w:t>海报展示，</w:t>
+      </w:r>
+      <w:r>
+        <w:rPr>
+          <w:rFonts w:ascii="Times New Roman" w:hAnsi="Times New Roman" w:cs="Times New Roman"/>
+          <w:sz w:val="22"/>
+          <w:szCs w:val="22"/>
+        </w:rPr>
+        <w:t>International Workshop on Bio-Design Automation (IWBDA’22)</w:t>
+      </w:r>
+      <w:r>
+        <w:rPr>
+          <w:rFonts w:ascii="Times New Roman" w:hAnsi="Times New Roman" w:cs="Times New Roman"/>
+          <w:sz w:val="22"/>
+          <w:szCs w:val="22"/>
+        </w:rPr>
+        <w:t xml:space="preserve">  </w:t>
+      </w:r>
+      <w:r>
+        <w:rPr>
+          <w:rFonts w:ascii="Times New Roman" w:hAnsi="Times New Roman" w:cs="Times New Roman"/>
+          <w:sz w:val="22"/>
+          <w:szCs w:val="22"/>
+        </w:rPr>
+        <w:t xml:space="preserve">                                               </w:t>
+      </w:r>
+      <w:r>
+        <w:rPr>
+          <w:rFonts w:ascii="Times New Roman" w:hAnsi="Times New Roman" w:cs="Times New Roman" w:hint="eastAsia"/>
+          <w:sz w:val="22"/>
+          <w:szCs w:val="22"/>
+        </w:rPr>
+        <w:t xml:space="preserve">      </w:t>
+      </w:r>
+      <w:r>
+        <w:rPr>
+          <w:rFonts w:ascii="Times New Roman" w:hAnsi="Times New Roman" w:cs="Times New Roman"/>
+          <w:sz w:val="22"/>
+          <w:szCs w:val="22"/>
+        </w:rPr>
+        <w:t>10/2022</w:t>
+      </w:r>
+    </w:p>
+    <w:p>
+      <w:pPr>
+        <w:tabs>
+          <w:tab w:val="left" w:pos="170"/>
+        </w:tabs>
+        <w:rPr>
+          <w:rFonts w:ascii="Times New Roman" w:hAnsi="Times New Roman" w:cs="Times New Roman"/>
+          <w:sz w:val="22"/>
+          <w:szCs w:val="22"/>
+        </w:rPr>
+      </w:pPr>
     </w:p>
     <w:sectPr>
       <w:headerReference w:type="default" r:id="rId11"/>

--- a/CV_cn_zyrr_202605.docx
+++ b/CV_cn_zyrr_202605.docx
@@ -1641,7 +1641,47 @@
           <w:sz w:val="22"/>
           <w:szCs w:val="28"/>
         </w:rPr>
-        <w:t xml:space="preserve">, IEEE-TCAD] </w:t>
+        <w:t xml:space="preserve">, </w:t>
+      </w:r>
+      <w:r>
+        <w:rPr>
+          <w:rFonts w:ascii="Times New Roman" w:hAnsi="Times New Roman" w:cs="Times New Roman"/>
+          <w:sz w:val="22"/>
+          <w:szCs w:val="28"/>
+        </w:rPr>
+        <w:t>IEEE</w:t>
+      </w:r>
+      <w:r>
+        <w:rPr>
+          <w:rFonts w:ascii="Times New Roman" w:hAnsi="Times New Roman" w:cs="Times New Roman" w:hint="eastAsia"/>
+          <w:sz w:val="22"/>
+          <w:szCs w:val="28"/>
+        </w:rPr>
+        <w:t>-</w:t>
+      </w:r>
+      <w:r>
+        <w:rPr>
+          <w:rFonts w:ascii="Times New Roman" w:hAnsi="Times New Roman" w:cs="Times New Roman"/>
+          <w:sz w:val="22"/>
+          <w:szCs w:val="28"/>
+        </w:rPr>
+        <w:t xml:space="preserve">TCAD </w:t>
+      </w:r>
+      <w:r>
+        <w:rPr>
+          <w:rFonts w:ascii="Times New Roman" w:hAnsi="Times New Roman" w:cs="Times New Roman"/>
+          <w:sz w:val="22"/>
+          <w:szCs w:val="28"/>
+        </w:rPr>
+        <w:t>44.2 (2024): 483-496.</w:t>
+      </w:r>
+      <w:r>
+        <w:rPr>
+          <w:rFonts w:ascii="Times New Roman" w:hAnsi="Times New Roman" w:cs="Times New Roman"/>
+          <w:sz w:val="22"/>
+          <w:szCs w:val="28"/>
+        </w:rPr>
+        <w:t xml:space="preserve">] </w:t>
       </w:r>
       <w:r>
         <w:rPr>
@@ -1799,7 +1839,31 @@
           <w:sz w:val="22"/>
           <w:szCs w:val="28"/>
         </w:rPr>
-        <w:t xml:space="preserve">, Nature Chemical Biology] Padmakumar, J. P., Sun, J. J., Cho, W., </w:t>
+        <w:t xml:space="preserve">, </w:t>
+      </w:r>
+      <w:r>
+        <w:rPr>
+          <w:rFonts w:ascii="Times New Roman" w:hAnsi="Times New Roman" w:cs="Times New Roman"/>
+          <w:sz w:val="22"/>
+          <w:szCs w:val="28"/>
+        </w:rPr>
+        <w:t xml:space="preserve">Nature Chemical Biology </w:t>
+      </w:r>
+      <w:r>
+        <w:rPr>
+          <w:rFonts w:ascii="Times New Roman" w:hAnsi="Times New Roman" w:cs="Times New Roman"/>
+          <w:sz w:val="22"/>
+          <w:szCs w:val="28"/>
+        </w:rPr>
+        <w:t>21.2 (2025): 268-279.</w:t>
+      </w:r>
+      <w:r>
+        <w:rPr>
+          <w:rFonts w:ascii="Times New Roman" w:hAnsi="Times New Roman" w:cs="Times New Roman"/>
+          <w:sz w:val="22"/>
+          <w:szCs w:val="28"/>
+        </w:rPr>
+        <w:t xml:space="preserve">] Padmakumar, J. P., Sun, J. J., Cho, W., </w:t>
       </w:r>
       <w:r>
         <w:rPr>
@@ -1898,7 +1962,31 @@
           <w:sz w:val="22"/>
           <w:szCs w:val="28"/>
         </w:rPr>
-        <w:t xml:space="preserve">, IEEE-TCBB] </w:t>
+        <w:t xml:space="preserve">, </w:t>
+      </w:r>
+      <w:r>
+        <w:rPr>
+          <w:rFonts w:ascii="Times New Roman" w:hAnsi="Times New Roman" w:cs="Times New Roman"/>
+          <w:sz w:val="22"/>
+          <w:szCs w:val="28"/>
+        </w:rPr>
+        <w:t xml:space="preserve">IEEE-TCBB </w:t>
+      </w:r>
+      <w:r>
+        <w:rPr>
+          <w:rFonts w:ascii="Times New Roman" w:hAnsi="Times New Roman" w:cs="Times New Roman"/>
+          <w:sz w:val="22"/>
+          <w:szCs w:val="28"/>
+        </w:rPr>
+        <w:t>22.4 (2025): 1888-1901.</w:t>
+      </w:r>
+      <w:r>
+        <w:rPr>
+          <w:rFonts w:ascii="Times New Roman" w:hAnsi="Times New Roman" w:cs="Times New Roman"/>
+          <w:sz w:val="22"/>
+          <w:szCs w:val="28"/>
+        </w:rPr>
+        <w:t xml:space="preserve">] </w:t>
       </w:r>
       <w:r>
         <w:rPr>
